--- a/zht/docx/040.content.docx
+++ b/zht/docx/040.content.docx
@@ -19,7 +19,7 @@
         <w:rPr>
           <w:lang w:val="zh_TW" w:bidi="zh_TW"/>
         </w:rPr>
-        <w:t>Resource: Tyndale Open Study Notes</w:t>
+        <w:t>Resource: Aquifer Open Study Notes (Profiles)</w:t>
       </w:r>
       <w:r>
         <w:rPr>
@@ -112,7 +112,7 @@
         <w:rPr>
           <w:lang w:val="zh_TW" w:bidi="zh_TW"/>
         </w:rPr>
-        <w:t>Tyndale Open Study Notes</w:t>
+        <w:t>Aquifer Open Study Notes (Profiles)</w:t>
       </w:r>
     </w:p>
     <w:p>

--- a/zht/docx/040.content.docx
+++ b/zht/docx/040.content.docx
@@ -289,18 +289,12 @@
         </w:rPr>
         <w:t>薛西擔心遭遇暗殺。根據</w:t>
       </w:r>
-      <w:hyperlink r:id="rId13">
-        <w:r>
-          <w:rPr>
-            <w:lang w:val="zh_TW" w:bidi="zh_TW"/>
-          </w:rPr>
-          <w:rPr>
-            <w:color w:val="0000EE"/>
-            <w:u w:val="single"/>
-          </w:rPr>
-          <w:t>以斯帖記二章21至23節</w:t>
-        </w:r>
-      </w:hyperlink>
+      <w:r>
+        <w:rPr>
+          <w:lang w:val="zh_TW" w:bidi="zh_TW"/>
+        </w:rPr>
+        <w:t>以斯帖記二章21至23節</w:t>
+      </w:r>
       <w:r>
         <w:rPr>
           <w:lang w:val="zh_TW" w:bidi="zh_TW"/>
@@ -330,36 +324,24 @@
           <w:lang w:val="zh_TW" w:bidi="zh_TW"/>
         </w:rPr>
       </w:r>
-      <w:hyperlink r:id="rId14">
-        <w:r>
-          <w:rPr>
-            <w:lang w:val="zh_TW" w:bidi="zh_TW"/>
-          </w:rPr>
-          <w:rPr>
-            <w:color w:val="0000EE"/>
-            <w:u w:val="single"/>
-          </w:rPr>
-          <w:t>拉4:6</w:t>
-        </w:r>
-      </w:hyperlink>
+      <w:r>
+        <w:rPr>
+          <w:lang w:val="zh_TW" w:bidi="zh_TW"/>
+        </w:rPr>
+        <w:t>拉4:6</w:t>
+      </w:r>
       <w:r>
         <w:rPr>
           <w:lang w:val="zh_TW" w:bidi="zh_TW"/>
         </w:rPr>
         <w:t>；</w:t>
       </w:r>
-      <w:hyperlink r:id="rId15">
-        <w:r>
-          <w:rPr>
-            <w:lang w:val="zh_TW" w:bidi="zh_TW"/>
-          </w:rPr>
-          <w:rPr>
-            <w:color w:val="0000EE"/>
-            <w:u w:val="single"/>
-          </w:rPr>
-          <w:t>斯1:1–22</w:t>
-        </w:r>
-      </w:hyperlink>
+      <w:r>
+        <w:rPr>
+          <w:lang w:val="zh_TW" w:bidi="zh_TW"/>
+        </w:rPr>
+        <w:t>斯1:1–22</w:t>
+      </w:r>
       <w:r>
         <w:rPr>
           <w:lang w:val="zh_TW" w:bidi="zh_TW"/>
